--- a/templates/W3-61-10E.docx
+++ b/templates/W3-61-10E.docx
@@ -109,7 +109,7 @@
                 <w:sz w:val="28"/>
                 <w:szCs w:val="28"/>
               </w:rPr>
-              <w:t>□初檢□複檢</w:t>
+              <w:t>{{FIRSTCK}}初檢{{RECK}}複檢</w:t>
             </w:r>
           </w:p>
         </w:tc>
@@ -373,7 +373,7 @@
                 <w:sz w:val="21"/>
                 <w:szCs w:val="21"/>
               </w:rPr>
-              <w:t xml:space="preserve">{{LOADCAP}}         公斤</w:t>
+              <w:t xml:space="preserve">{{LOADCAP}} 公斤</w:t>
             </w:r>
           </w:p>
         </w:tc>

--- a/templates/W3-61-10E.docx
+++ b/templates/W3-61-10E.docx
@@ -373,7 +373,7 @@
                 <w:sz w:val="21"/>
                 <w:szCs w:val="21"/>
               </w:rPr>
-              <w:t xml:space="preserve">{{LOADCAP}} 公斤</w:t>
+              <w:t xml:space="preserve">{{LOADCAP}}公斤</w:t>
             </w:r>
           </w:p>
         </w:tc>

--- a/templates/W3-61-10E.docx
+++ b/templates/W3-61-10E.docx
@@ -55,7 +55,7 @@
                 <w:sz w:val="32"/>
                 <w:szCs w:val="32"/>
               </w:rPr>
-              <w:t xml:space="preserve">      (  {{ORG}}  )</w:t>
+              <w:t xml:space="preserve">({{ORG}})</w:t>
             </w:r>
             <w:r>
               <w:rPr>
@@ -310,14 +310,14 @@
               <w:snapToGrid w:val="0"/>
               <w:spacing w:line="240" w:lineRule="atLeast"/>
               <w:rPr>
-                <w:rFonts w:ascii="細明體" w:eastAsia="細明體" w:hAnsi="細明體" w:hint="eastAsia"/>
+                <w:rFonts w:ascii="標楷體" w:eastAsia="標楷體" w:hAnsi="標楷體" w:hint="eastAsia"/>
                 <w:color w:val="000000"/>
                 <w:szCs w:val="21"/>
               </w:rPr>
             </w:pPr>
             <w:r>
               <w:rPr>
-                <w:rFonts w:ascii="細明體" w:eastAsia="細明體" w:hAnsi="細明體" w:hint="eastAsia"/>
+                <w:rFonts w:ascii="標楷體" w:eastAsia="標楷體" w:hAnsi="標楷體" w:hint="eastAsia"/>
                 <w:color w:val="000000"/>
                 <w:szCs w:val="21"/>
               </w:rPr>

--- a/templates/W3-61-10E.docx
+++ b/templates/W3-61-10E.docx
@@ -55,7 +55,7 @@
                 <w:sz w:val="32"/>
                 <w:szCs w:val="32"/>
               </w:rPr>
-              <w:t xml:space="preserve">({{ORG}})</w:t>
+              <w:t xml:space="preserve">{{ORG}}</w:t>
             </w:r>
             <w:r>
               <w:rPr>
